--- a/SnapDoc/Resources/Raw/template_ebbe_neu.docx
+++ b/SnapDoc/Resources/Raw/template_ebbe_neu.docx
@@ -336,19 +336,11 @@
     </w:p>
     <w:p>
       <w:pPr>
-        <w:tabs>
-          <w:tab w:val="center" w:pos="7513"/>
-        </w:tabs>
+        <w:jc w:val="center"/>
         <w:rPr>
           <w:lang w:eastAsia="de-CH"/>
         </w:rPr>
       </w:pPr>
-      <w:r>
-        <w:rPr>
-          <w:lang w:eastAsia="de-CH"/>
-        </w:rPr>
-        <w:tab/>
-      </w:r>
       <w:r>
         <w:t>${</w:t>
       </w:r>
@@ -394,7 +386,7 @@
       <w:tblPr>
         <w:tblpPr w:leftFromText="141" w:rightFromText="141" w:vertAnchor="text" w:tblpY="1"/>
         <w:tblOverlap w:val="never"/>
-        <w:tblW w:w="4997" w:type="pct"/>
+        <w:tblW w:w="5005" w:type="pct"/>
         <w:tblBorders>
           <w:top w:val="single" w:sz="4" w:space="0" w:color="auto"/>
           <w:left w:val="single" w:sz="4" w:space="0" w:color="auto"/>
@@ -414,14 +406,14 @@
         <w:tblCaption w:val="Pin_Table"/>
       </w:tblPr>
       <w:tblGrid>
-        <w:gridCol w:w="414"/>
+        <w:gridCol w:w="419"/>
         <w:gridCol w:w="1559"/>
-        <w:gridCol w:w="4676"/>
-        <w:gridCol w:w="2420"/>
-        <w:gridCol w:w="2420"/>
-        <w:gridCol w:w="2423"/>
-        <w:gridCol w:w="397"/>
-        <w:gridCol w:w="394"/>
+        <w:gridCol w:w="4761"/>
+        <w:gridCol w:w="2380"/>
+        <w:gridCol w:w="2380"/>
+        <w:gridCol w:w="2380"/>
+        <w:gridCol w:w="424"/>
+        <w:gridCol w:w="424"/>
       </w:tblGrid>
       <w:tr>
         <w:trPr>
@@ -431,11 +423,11 @@
         </w:trPr>
         <w:tc>
           <w:tcPr>
-            <w:tcW w:w="141" w:type="pct"/>
+            <w:tcW w:w="142" w:type="pct"/>
             <w:tcBorders>
               <w:top w:val="single" w:sz="12" w:space="0" w:color="auto"/>
               <w:left w:val="single" w:sz="12" w:space="0" w:color="auto"/>
-              <w:bottom w:val="single" w:sz="12" w:space="0" w:color="auto"/>
+              <w:bottom w:val="single" w:sz="4" w:space="0" w:color="auto"/>
               <w:right w:val="single" w:sz="12" w:space="0" w:color="auto"/>
             </w:tcBorders>
             <w:shd w:val="clear" w:color="000000" w:fill="D9D9D9"/>
@@ -447,8 +439,7 @@
               <w:jc w:val="center"/>
               <w:rPr>
                 <w:b/>
-                <w:sz w:val="12"/>
-                <w:szCs w:val="12"/>
+                <w:szCs w:val="16"/>
                 <w:lang w:val="fr-CH" w:eastAsia="de-CH"/>
               </w:rPr>
             </w:pPr>
@@ -457,51 +448,21 @@
             <w:r>
               <w:rPr>
                 <w:b/>
-                <w:sz w:val="16"/>
                 <w:szCs w:val="16"/>
                 <w:lang w:eastAsia="de-CH"/>
               </w:rPr>
               <w:lastRenderedPageBreak/>
               <w:t>Nr.</w:t>
-            </w:r>
-            <w:r>
-              <w:rPr>
-                <w:b/>
-                <w:sz w:val="12"/>
-                <w:szCs w:val="12"/>
-                <w:lang w:eastAsia="de-CH"/>
-              </w:rPr>
-              <w:t>${</w:t>
-            </w:r>
-            <w:proofErr w:type="spellStart"/>
-            <w:r>
-              <w:rPr>
-                <w:b/>
-                <w:sz w:val="12"/>
-                <w:szCs w:val="12"/>
-                <w:lang w:eastAsia="de-CH"/>
-              </w:rPr>
-              <w:t>pin_nr</w:t>
-            </w:r>
-            <w:proofErr w:type="spellEnd"/>
-            <w:r>
-              <w:rPr>
-                <w:b/>
-                <w:sz w:val="12"/>
-                <w:szCs w:val="12"/>
-                <w:lang w:eastAsia="de-CH"/>
-              </w:rPr>
-              <w:t>}</w:t>
             </w:r>
           </w:p>
         </w:tc>
         <w:tc>
           <w:tcPr>
-            <w:tcW w:w="530" w:type="pct"/>
+            <w:tcW w:w="529" w:type="pct"/>
             <w:tcBorders>
               <w:top w:val="single" w:sz="12" w:space="0" w:color="auto"/>
               <w:left w:val="single" w:sz="12" w:space="0" w:color="auto"/>
-              <w:bottom w:val="single" w:sz="12" w:space="0" w:color="auto"/>
+              <w:bottom w:val="single" w:sz="4" w:space="0" w:color="auto"/>
               <w:right w:val="single" w:sz="12" w:space="0" w:color="auto"/>
             </w:tcBorders>
             <w:shd w:val="clear" w:color="000000" w:fill="D9D9D9"/>
@@ -513,8 +474,7 @@
               <w:jc w:val="center"/>
               <w:rPr>
                 <w:b/>
-                <w:sz w:val="12"/>
-                <w:szCs w:val="12"/>
+                <w:szCs w:val="16"/>
                 <w:lang w:val="fr-CH" w:eastAsia="de-CH"/>
               </w:rPr>
             </w:pPr>
@@ -522,7 +482,6 @@
             <w:r>
               <w:rPr>
                 <w:b/>
-                <w:sz w:val="16"/>
                 <w:szCs w:val="16"/>
                 <w:lang w:val="fr-CH" w:eastAsia="de-CH"/>
               </w:rPr>
@@ -532,7 +491,6 @@
             <w:r>
               <w:rPr>
                 <w:b/>
-                <w:sz w:val="16"/>
                 <w:szCs w:val="16"/>
                 <w:lang w:val="fr-CH" w:eastAsia="de-CH"/>
               </w:rPr>
@@ -542,7 +500,6 @@
             <w:r>
               <w:rPr>
                 <w:b/>
-                <w:sz w:val="16"/>
                 <w:szCs w:val="16"/>
                 <w:lang w:val="fr-CH" w:eastAsia="de-CH"/>
               </w:rPr>
@@ -551,100 +508,21 @@
             <w:r>
               <w:rPr>
                 <w:b/>
-                <w:sz w:val="16"/>
                 <w:szCs w:val="16"/>
                 <w:lang w:val="fr-CH" w:eastAsia="de-CH"/>
               </w:rPr>
               <w:t>s</w:t>
             </w:r>
             <w:proofErr w:type="spellEnd"/>
-            <w:r>
-              <w:rPr>
-                <w:b/>
-                <w:sz w:val="12"/>
-                <w:szCs w:val="12"/>
-                <w:lang w:val="fr-CH" w:eastAsia="de-CH"/>
-              </w:rPr>
-              <w:t>${</w:t>
-            </w:r>
-            <w:proofErr w:type="spellStart"/>
-            <w:r>
-              <w:rPr>
-                <w:b/>
-                <w:sz w:val="12"/>
-                <w:szCs w:val="12"/>
-                <w:lang w:val="fr-CH" w:eastAsia="de-CH"/>
-              </w:rPr>
-              <w:t>pin_planName</w:t>
-            </w:r>
-            <w:proofErr w:type="spellEnd"/>
-            <w:r>
-              <w:rPr>
-                <w:b/>
-                <w:sz w:val="12"/>
-                <w:szCs w:val="12"/>
-                <w:lang w:val="fr-CH" w:eastAsia="de-CH"/>
-              </w:rPr>
-              <w:t>}${</w:t>
-            </w:r>
-            <w:proofErr w:type="spellStart"/>
-            <w:r>
-              <w:rPr>
-                <w:b/>
-                <w:sz w:val="12"/>
-                <w:szCs w:val="12"/>
-                <w:lang w:val="fr-CH" w:eastAsia="de-CH"/>
-              </w:rPr>
-              <w:t>pin_location</w:t>
-            </w:r>
-            <w:proofErr w:type="spellEnd"/>
-            <w:r>
-              <w:rPr>
-                <w:b/>
-                <w:sz w:val="12"/>
-                <w:szCs w:val="12"/>
-                <w:lang w:val="fr-CH" w:eastAsia="de-CH"/>
-              </w:rPr>
-              <w:t>}</w:t>
-            </w:r>
-            <w:r>
-              <w:rPr>
-                <w:b/>
-                <w:sz w:val="12"/>
-                <w:szCs w:val="12"/>
-                <w:lang w:val="fr-CH" w:eastAsia="de-CH"/>
-              </w:rPr>
-              <w:t>${</w:t>
-            </w:r>
-            <w:proofErr w:type="spellStart"/>
-            <w:r>
-              <w:rPr>
-                <w:b/>
-                <w:sz w:val="12"/>
-                <w:szCs w:val="12"/>
-                <w:lang w:val="fr-CH" w:eastAsia="de-CH"/>
-              </w:rPr>
-              <w:t>pin_posImage</w:t>
-            </w:r>
-            <w:proofErr w:type="spellEnd"/>
-            <w:r>
-              <w:rPr>
-                <w:b/>
-                <w:sz w:val="12"/>
-                <w:szCs w:val="12"/>
-                <w:lang w:val="fr-CH" w:eastAsia="de-CH"/>
-              </w:rPr>
-              <w:t>}</w:t>
-            </w:r>
           </w:p>
         </w:tc>
         <w:tc>
           <w:tcPr>
-            <w:tcW w:w="1590" w:type="pct"/>
+            <w:tcW w:w="1616" w:type="pct"/>
             <w:tcBorders>
               <w:top w:val="single" w:sz="12" w:space="0" w:color="auto"/>
               <w:left w:val="single" w:sz="12" w:space="0" w:color="auto"/>
-              <w:bottom w:val="single" w:sz="12" w:space="0" w:color="auto"/>
+              <w:bottom w:val="single" w:sz="4" w:space="0" w:color="auto"/>
               <w:right w:val="single" w:sz="12" w:space="0" w:color="auto"/>
             </w:tcBorders>
             <w:shd w:val="clear" w:color="000000" w:fill="D9D9D9"/>
@@ -656,93 +534,17 @@
               <w:jc w:val="center"/>
               <w:rPr>
                 <w:b/>
+                <w:szCs w:val="16"/>
                 <w:lang w:val="it-IT" w:eastAsia="de-CH"/>
               </w:rPr>
             </w:pPr>
             <w:r>
               <w:rPr>
                 <w:b/>
-                <w:sz w:val="16"/>
                 <w:szCs w:val="16"/>
                 <w:lang w:val="it-IT" w:eastAsia="de-CH"/>
               </w:rPr>
               <w:t>Foto</w:t>
-            </w:r>
-            <w:r>
-              <w:rPr>
-                <w:b/>
-                <w:sz w:val="12"/>
-                <w:szCs w:val="12"/>
-                <w:lang w:val="it-IT" w:eastAsia="de-CH"/>
-              </w:rPr>
-              <w:t>${</w:t>
-            </w:r>
-            <w:proofErr w:type="spellStart"/>
-            <w:r>
-              <w:rPr>
-                <w:b/>
-                <w:sz w:val="12"/>
-                <w:szCs w:val="12"/>
-                <w:lang w:val="it-IT" w:eastAsia="de-CH"/>
-              </w:rPr>
-              <w:t>pin_name</w:t>
-            </w:r>
-            <w:proofErr w:type="spellEnd"/>
-            <w:r>
-              <w:rPr>
-                <w:b/>
-                <w:sz w:val="12"/>
-                <w:szCs w:val="12"/>
-                <w:lang w:val="it-IT" w:eastAsia="de-CH"/>
-              </w:rPr>
-              <w:t>}</w:t>
-            </w:r>
-            <w:r>
-              <w:rPr>
-                <w:b/>
-                <w:sz w:val="12"/>
-                <w:szCs w:val="12"/>
-                <w:lang w:val="it-IT" w:eastAsia="de-CH"/>
-              </w:rPr>
-              <w:t>${</w:t>
-            </w:r>
-            <w:proofErr w:type="spellStart"/>
-            <w:r>
-              <w:rPr>
-                <w:b/>
-                <w:sz w:val="12"/>
-                <w:szCs w:val="12"/>
-                <w:lang w:val="it-IT" w:eastAsia="de-CH"/>
-              </w:rPr>
-              <w:t>pin_</w:t>
-            </w:r>
-            <w:r>
-              <w:rPr>
-                <w:b/>
-                <w:sz w:val="12"/>
-                <w:szCs w:val="12"/>
-                <w:lang w:val="it-IT" w:eastAsia="de-CH"/>
-              </w:rPr>
-              <w:t>f</w:t>
-            </w:r>
-            <w:r>
-              <w:rPr>
-                <w:b/>
-                <w:sz w:val="12"/>
-                <w:szCs w:val="12"/>
-                <w:lang w:val="it-IT" w:eastAsia="de-CH"/>
-              </w:rPr>
-              <w:t>otoList</w:t>
-            </w:r>
-            <w:proofErr w:type="spellEnd"/>
-            <w:r>
-              <w:rPr>
-                <w:b/>
-                <w:sz w:val="12"/>
-                <w:szCs w:val="12"/>
-                <w:lang w:val="it-IT" w:eastAsia="de-CH"/>
-              </w:rPr>
-              <w:t>}</w:t>
             </w:r>
           </w:p>
           <w:p>
@@ -750,7 +552,6 @@
               <w:jc w:val="center"/>
               <w:rPr>
                 <w:b/>
-                <w:sz w:val="16"/>
                 <w:szCs w:val="16"/>
                 <w:lang w:val="it-IT" w:eastAsia="de-CH"/>
               </w:rPr>
@@ -759,11 +560,11 @@
         </w:tc>
         <w:tc>
           <w:tcPr>
-            <w:tcW w:w="823" w:type="pct"/>
+            <w:tcW w:w="808" w:type="pct"/>
             <w:tcBorders>
               <w:top w:val="single" w:sz="12" w:space="0" w:color="auto"/>
               <w:left w:val="single" w:sz="12" w:space="0" w:color="auto"/>
-              <w:bottom w:val="single" w:sz="12" w:space="0" w:color="auto"/>
+              <w:bottom w:val="single" w:sz="4" w:space="0" w:color="auto"/>
               <w:right w:val="single" w:sz="12" w:space="0" w:color="auto"/>
             </w:tcBorders>
             <w:shd w:val="clear" w:color="000000" w:fill="D9D9D9"/>
@@ -776,7 +577,6 @@
               <w:rPr>
                 <w:b/>
                 <w:bCs/>
-                <w:sz w:val="16"/>
                 <w:szCs w:val="16"/>
                 <w:lang w:eastAsia="de-CH"/>
               </w:rPr>
@@ -784,7 +584,6 @@
             <w:r>
               <w:rPr>
                 <w:b/>
-                <w:sz w:val="16"/>
                 <w:szCs w:val="16"/>
                 <w:lang w:eastAsia="de-CH"/>
               </w:rPr>
@@ -797,7 +596,6 @@
               <w:jc w:val="center"/>
               <w:rPr>
                 <w:b/>
-                <w:sz w:val="16"/>
                 <w:szCs w:val="16"/>
                 <w:lang w:eastAsia="de-CH"/>
               </w:rPr>
@@ -805,50 +603,20 @@
             <w:r>
               <w:rPr>
                 <w:b/>
-                <w:sz w:val="16"/>
                 <w:szCs w:val="16"/>
                 <w:lang w:eastAsia="de-CH"/>
               </w:rPr>
               <w:t>Ist- Zustand</w:t>
-            </w:r>
-            <w:r>
-              <w:rPr>
-                <w:b/>
-                <w:sz w:val="12"/>
-                <w:szCs w:val="12"/>
-                <w:lang w:eastAsia="de-CH"/>
-              </w:rPr>
-              <w:t>${</w:t>
-            </w:r>
-            <w:proofErr w:type="spellStart"/>
-            <w:r>
-              <w:rPr>
-                <w:b/>
-                <w:sz w:val="12"/>
-                <w:szCs w:val="12"/>
-                <w:lang w:eastAsia="de-CH"/>
-              </w:rPr>
-              <w:t>pin_desc</w:t>
-            </w:r>
-            <w:proofErr w:type="spellEnd"/>
-            <w:r>
-              <w:rPr>
-                <w:b/>
-                <w:sz w:val="12"/>
-                <w:szCs w:val="12"/>
-                <w:lang w:eastAsia="de-CH"/>
-              </w:rPr>
-              <w:t>}</w:t>
             </w:r>
           </w:p>
         </w:tc>
         <w:tc>
           <w:tcPr>
-            <w:tcW w:w="823" w:type="pct"/>
+            <w:tcW w:w="808" w:type="pct"/>
             <w:tcBorders>
               <w:top w:val="single" w:sz="12" w:space="0" w:color="auto"/>
               <w:left w:val="single" w:sz="12" w:space="0" w:color="auto"/>
-              <w:bottom w:val="single" w:sz="12" w:space="0" w:color="auto"/>
+              <w:bottom w:val="single" w:sz="4" w:space="0" w:color="auto"/>
               <w:right w:val="single" w:sz="12" w:space="0" w:color="auto"/>
             </w:tcBorders>
             <w:shd w:val="clear" w:color="000000" w:fill="D9D9D9"/>
@@ -861,7 +629,6 @@
               <w:rPr>
                 <w:b/>
                 <w:bCs/>
-                <w:sz w:val="16"/>
                 <w:szCs w:val="16"/>
                 <w:lang w:eastAsia="de-CH"/>
               </w:rPr>
@@ -869,7 +636,6 @@
             <w:r>
               <w:rPr>
                 <w:b/>
-                <w:sz w:val="16"/>
                 <w:szCs w:val="16"/>
                 <w:lang w:eastAsia="de-CH"/>
               </w:rPr>
@@ -878,7 +644,6 @@
             <w:r>
               <w:rPr>
                 <w:b/>
-                <w:sz w:val="16"/>
                 <w:szCs w:val="16"/>
                 <w:lang w:eastAsia="de-CH"/>
               </w:rPr>
@@ -891,14 +656,12 @@
               <w:ind w:hanging="65"/>
               <w:jc w:val="center"/>
               <w:rPr>
-                <w:sz w:val="16"/>
                 <w:szCs w:val="16"/>
                 <w:lang w:eastAsia="de-CH"/>
               </w:rPr>
             </w:pPr>
             <w:r>
               <w:rPr>
-                <w:sz w:val="16"/>
                 <w:szCs w:val="16"/>
                 <w:lang w:eastAsia="de-CH"/>
               </w:rPr>
@@ -908,11 +671,11 @@
         </w:tc>
         <w:tc>
           <w:tcPr>
-            <w:tcW w:w="824" w:type="pct"/>
+            <w:tcW w:w="808" w:type="pct"/>
             <w:tcBorders>
               <w:top w:val="single" w:sz="12" w:space="0" w:color="auto"/>
               <w:left w:val="single" w:sz="12" w:space="0" w:color="auto"/>
-              <w:bottom w:val="single" w:sz="12" w:space="0" w:color="auto"/>
+              <w:bottom w:val="single" w:sz="4" w:space="0" w:color="auto"/>
               <w:right w:val="single" w:sz="12" w:space="0" w:color="auto"/>
             </w:tcBorders>
             <w:shd w:val="clear" w:color="000000" w:fill="D9D9D9"/>
@@ -924,7 +687,6 @@
               <w:jc w:val="center"/>
               <w:rPr>
                 <w:b/>
-                <w:sz w:val="16"/>
                 <w:szCs w:val="16"/>
                 <w:lang w:eastAsia="de-CH"/>
               </w:rPr>
@@ -932,7 +694,6 @@
             <w:r>
               <w:rPr>
                 <w:b/>
-                <w:sz w:val="16"/>
                 <w:szCs w:val="16"/>
                 <w:lang w:eastAsia="de-CH"/>
               </w:rPr>
@@ -942,11 +703,11 @@
         </w:tc>
         <w:tc>
           <w:tcPr>
-            <w:tcW w:w="135" w:type="pct"/>
+            <w:tcW w:w="144" w:type="pct"/>
             <w:tcBorders>
               <w:top w:val="single" w:sz="12" w:space="0" w:color="auto"/>
               <w:left w:val="single" w:sz="12" w:space="0" w:color="auto"/>
-              <w:bottom w:val="single" w:sz="12" w:space="0" w:color="auto"/>
+              <w:bottom w:val="single" w:sz="4" w:space="0" w:color="auto"/>
               <w:right w:val="single" w:sz="12" w:space="0" w:color="auto"/>
             </w:tcBorders>
             <w:shd w:val="clear" w:color="000000" w:fill="D9D9D9"/>
@@ -959,7 +720,6 @@
               <w:jc w:val="center"/>
               <w:rPr>
                 <w:b/>
-                <w:sz w:val="16"/>
                 <w:szCs w:val="16"/>
                 <w:lang w:eastAsia="de-CH"/>
               </w:rPr>
@@ -967,50 +727,20 @@
             <w:r>
               <w:rPr>
                 <w:b/>
-                <w:sz w:val="16"/>
                 <w:szCs w:val="16"/>
                 <w:lang w:eastAsia="de-CH"/>
               </w:rPr>
               <w:t>Priorität</w:t>
-            </w:r>
-            <w:r>
-              <w:rPr>
-                <w:b/>
-                <w:sz w:val="12"/>
-                <w:szCs w:val="12"/>
-                <w:lang w:eastAsia="de-CH"/>
-              </w:rPr>
-              <w:t>${</w:t>
-            </w:r>
-            <w:proofErr w:type="spellStart"/>
-            <w:r>
-              <w:rPr>
-                <w:b/>
-                <w:sz w:val="12"/>
-                <w:szCs w:val="12"/>
-                <w:lang w:eastAsia="de-CH"/>
-              </w:rPr>
-              <w:t>pin_priority</w:t>
-            </w:r>
-            <w:proofErr w:type="spellEnd"/>
-            <w:r>
-              <w:rPr>
-                <w:b/>
-                <w:sz w:val="12"/>
-                <w:szCs w:val="12"/>
-                <w:lang w:eastAsia="de-CH"/>
-              </w:rPr>
-              <w:t>}</w:t>
             </w:r>
           </w:p>
         </w:tc>
         <w:tc>
           <w:tcPr>
-            <w:tcW w:w="135" w:type="pct"/>
+            <w:tcW w:w="144" w:type="pct"/>
             <w:tcBorders>
               <w:top w:val="single" w:sz="12" w:space="0" w:color="auto"/>
               <w:left w:val="single" w:sz="12" w:space="0" w:color="auto"/>
-              <w:bottom w:val="single" w:sz="12" w:space="0" w:color="auto"/>
+              <w:bottom w:val="single" w:sz="4" w:space="0" w:color="auto"/>
               <w:right w:val="single" w:sz="12" w:space="0" w:color="auto"/>
             </w:tcBorders>
             <w:shd w:val="clear" w:color="000000" w:fill="D9D9D9"/>
@@ -1024,7 +754,6 @@
               <w:rPr>
                 <w:b/>
                 <w:bCs/>
-                <w:sz w:val="16"/>
                 <w:szCs w:val="16"/>
                 <w:lang w:eastAsia="de-CH"/>
               </w:rPr>
@@ -1032,7 +761,6 @@
             <w:r>
               <w:rPr>
                 <w:b/>
-                <w:sz w:val="16"/>
                 <w:szCs w:val="16"/>
                 <w:lang w:eastAsia="de-CH"/>
               </w:rPr>
@@ -1041,7 +769,6 @@
             <w:r>
               <w:rPr>
                 <w:b/>
-                <w:sz w:val="16"/>
                 <w:szCs w:val="16"/>
                 <w:lang w:eastAsia="de-CH"/>
               </w:rPr>
@@ -1050,6 +777,366 @@
           </w:p>
         </w:tc>
       </w:tr>
+      <w:tr>
+        <w:trPr>
+          <w:cantSplit/>
+          <w:trHeight w:val="755"/>
+          <w:tblHeader/>
+        </w:trPr>
+        <w:tc>
+          <w:tcPr>
+            <w:tcW w:w="142" w:type="pct"/>
+            <w:tcBorders>
+              <w:top w:val="single" w:sz="4" w:space="0" w:color="auto"/>
+              <w:left w:val="single" w:sz="4" w:space="0" w:color="auto"/>
+              <w:bottom w:val="single" w:sz="4" w:space="0" w:color="auto"/>
+              <w:right w:val="single" w:sz="4" w:space="0" w:color="auto"/>
+            </w:tcBorders>
+          </w:tcPr>
+          <w:p>
+            <w:pPr>
+              <w:jc w:val="center"/>
+              <w:rPr>
+                <w:bCs/>
+                <w:szCs w:val="16"/>
+                <w:lang w:eastAsia="de-CH"/>
+              </w:rPr>
+            </w:pPr>
+            <w:r>
+              <w:rPr>
+                <w:bCs/>
+                <w:szCs w:val="16"/>
+                <w:lang w:eastAsia="de-CH"/>
+              </w:rPr>
+              <w:t>${</w:t>
+            </w:r>
+            <w:proofErr w:type="spellStart"/>
+            <w:r>
+              <w:rPr>
+                <w:bCs/>
+                <w:szCs w:val="16"/>
+                <w:lang w:eastAsia="de-CH"/>
+              </w:rPr>
+              <w:t>pin_nr</w:t>
+            </w:r>
+            <w:proofErr w:type="spellEnd"/>
+            <w:r>
+              <w:rPr>
+                <w:bCs/>
+                <w:szCs w:val="16"/>
+                <w:lang w:eastAsia="de-CH"/>
+              </w:rPr>
+              <w:t>}</w:t>
+            </w:r>
+          </w:p>
+        </w:tc>
+        <w:tc>
+          <w:tcPr>
+            <w:tcW w:w="529" w:type="pct"/>
+            <w:tcBorders>
+              <w:top w:val="single" w:sz="4" w:space="0" w:color="auto"/>
+              <w:left w:val="single" w:sz="4" w:space="0" w:color="auto"/>
+              <w:bottom w:val="single" w:sz="4" w:space="0" w:color="auto"/>
+              <w:right w:val="single" w:sz="4" w:space="0" w:color="auto"/>
+            </w:tcBorders>
+          </w:tcPr>
+          <w:p>
+            <w:pPr>
+              <w:jc w:val="center"/>
+              <w:rPr>
+                <w:bCs/>
+                <w:szCs w:val="16"/>
+                <w:lang w:val="fr-CH" w:eastAsia="de-CH"/>
+              </w:rPr>
+            </w:pPr>
+            <w:r>
+              <w:rPr>
+                <w:bCs/>
+                <w:szCs w:val="16"/>
+                <w:lang w:val="fr-CH" w:eastAsia="de-CH"/>
+              </w:rPr>
+              <w:t>${</w:t>
+            </w:r>
+            <w:proofErr w:type="spellStart"/>
+            <w:r>
+              <w:rPr>
+                <w:bCs/>
+                <w:szCs w:val="16"/>
+                <w:lang w:val="fr-CH" w:eastAsia="de-CH"/>
+              </w:rPr>
+              <w:t>pin_planName</w:t>
+            </w:r>
+            <w:proofErr w:type="spellEnd"/>
+            <w:r>
+              <w:rPr>
+                <w:bCs/>
+                <w:szCs w:val="16"/>
+                <w:lang w:val="fr-CH" w:eastAsia="de-CH"/>
+              </w:rPr>
+              <w:t>}${</w:t>
+            </w:r>
+            <w:proofErr w:type="spellStart"/>
+            <w:r>
+              <w:rPr>
+                <w:bCs/>
+                <w:szCs w:val="16"/>
+                <w:lang w:val="fr-CH" w:eastAsia="de-CH"/>
+              </w:rPr>
+              <w:t>pin_location</w:t>
+            </w:r>
+            <w:proofErr w:type="spellEnd"/>
+            <w:r>
+              <w:rPr>
+                <w:bCs/>
+                <w:szCs w:val="16"/>
+                <w:lang w:val="fr-CH" w:eastAsia="de-CH"/>
+              </w:rPr>
+              <w:t>}${</w:t>
+            </w:r>
+            <w:proofErr w:type="spellStart"/>
+            <w:r>
+              <w:rPr>
+                <w:bCs/>
+                <w:szCs w:val="16"/>
+                <w:lang w:val="fr-CH" w:eastAsia="de-CH"/>
+              </w:rPr>
+              <w:t>pin_posImage</w:t>
+            </w:r>
+            <w:proofErr w:type="spellEnd"/>
+            <w:r>
+              <w:rPr>
+                <w:bCs/>
+                <w:szCs w:val="16"/>
+                <w:lang w:val="fr-CH" w:eastAsia="de-CH"/>
+              </w:rPr>
+              <w:t>}</w:t>
+            </w:r>
+          </w:p>
+        </w:tc>
+        <w:tc>
+          <w:tcPr>
+            <w:tcW w:w="1616" w:type="pct"/>
+            <w:tcBorders>
+              <w:top w:val="single" w:sz="4" w:space="0" w:color="auto"/>
+              <w:left w:val="single" w:sz="4" w:space="0" w:color="auto"/>
+              <w:bottom w:val="single" w:sz="4" w:space="0" w:color="auto"/>
+              <w:right w:val="single" w:sz="4" w:space="0" w:color="auto"/>
+            </w:tcBorders>
+          </w:tcPr>
+          <w:p>
+            <w:pPr>
+              <w:rPr>
+                <w:bCs/>
+                <w:szCs w:val="16"/>
+                <w:lang w:val="it-IT" w:eastAsia="de-CH"/>
+              </w:rPr>
+            </w:pPr>
+            <w:r>
+              <w:rPr>
+                <w:bCs/>
+                <w:szCs w:val="16"/>
+                <w:lang w:val="it-IT" w:eastAsia="de-CH"/>
+              </w:rPr>
+              <w:t>${</w:t>
+            </w:r>
+            <w:proofErr w:type="spellStart"/>
+            <w:r>
+              <w:rPr>
+                <w:bCs/>
+                <w:szCs w:val="16"/>
+                <w:lang w:val="it-IT" w:eastAsia="de-CH"/>
+              </w:rPr>
+              <w:t>pin_name</w:t>
+            </w:r>
+            <w:proofErr w:type="spellEnd"/>
+            <w:r>
+              <w:rPr>
+                <w:bCs/>
+                <w:szCs w:val="16"/>
+                <w:lang w:val="it-IT" w:eastAsia="de-CH"/>
+              </w:rPr>
+              <w:t>}${</w:t>
+            </w:r>
+            <w:proofErr w:type="spellStart"/>
+            <w:r>
+              <w:rPr>
+                <w:bCs/>
+                <w:szCs w:val="16"/>
+                <w:lang w:val="it-IT" w:eastAsia="de-CH"/>
+              </w:rPr>
+              <w:t>pin_fotoList</w:t>
+            </w:r>
+            <w:proofErr w:type="spellEnd"/>
+            <w:r>
+              <w:rPr>
+                <w:bCs/>
+                <w:szCs w:val="16"/>
+                <w:lang w:val="it-IT" w:eastAsia="de-CH"/>
+              </w:rPr>
+              <w:t>/40/80}</w:t>
+            </w:r>
+          </w:p>
+        </w:tc>
+        <w:tc>
+          <w:tcPr>
+            <w:tcW w:w="808" w:type="pct"/>
+            <w:tcBorders>
+              <w:top w:val="single" w:sz="4" w:space="0" w:color="auto"/>
+              <w:left w:val="single" w:sz="4" w:space="0" w:color="auto"/>
+              <w:bottom w:val="single" w:sz="4" w:space="0" w:color="auto"/>
+              <w:right w:val="single" w:sz="4" w:space="0" w:color="auto"/>
+            </w:tcBorders>
+          </w:tcPr>
+          <w:p>
+            <w:pPr>
+              <w:rPr>
+                <w:bCs/>
+                <w:szCs w:val="16"/>
+                <w:lang w:val="it-IT" w:eastAsia="de-CH"/>
+              </w:rPr>
+            </w:pPr>
+            <w:r>
+              <w:rPr>
+                <w:bCs/>
+                <w:szCs w:val="16"/>
+                <w:lang w:val="it-IT" w:eastAsia="de-CH"/>
+              </w:rPr>
+              <w:t>${</w:t>
+            </w:r>
+            <w:proofErr w:type="spellStart"/>
+            <w:r>
+              <w:rPr>
+                <w:bCs/>
+                <w:szCs w:val="16"/>
+                <w:lang w:val="it-IT" w:eastAsia="de-CH"/>
+              </w:rPr>
+              <w:t>pin_desc</w:t>
+            </w:r>
+            <w:proofErr w:type="spellEnd"/>
+            <w:r>
+              <w:rPr>
+                <w:bCs/>
+                <w:szCs w:val="16"/>
+                <w:lang w:val="it-IT" w:eastAsia="de-CH"/>
+              </w:rPr>
+              <w:t>}</w:t>
+            </w:r>
+          </w:p>
+        </w:tc>
+        <w:tc>
+          <w:tcPr>
+            <w:tcW w:w="808" w:type="pct"/>
+            <w:tcBorders>
+              <w:top w:val="single" w:sz="4" w:space="0" w:color="auto"/>
+              <w:left w:val="single" w:sz="4" w:space="0" w:color="auto"/>
+              <w:bottom w:val="single" w:sz="4" w:space="0" w:color="auto"/>
+              <w:right w:val="single" w:sz="4" w:space="0" w:color="auto"/>
+            </w:tcBorders>
+          </w:tcPr>
+          <w:p>
+            <w:pPr>
+              <w:rPr>
+                <w:bCs/>
+                <w:szCs w:val="16"/>
+                <w:lang w:val="it-IT" w:eastAsia="de-CH"/>
+              </w:rPr>
+            </w:pPr>
+          </w:p>
+        </w:tc>
+        <w:tc>
+          <w:tcPr>
+            <w:tcW w:w="808" w:type="pct"/>
+            <w:tcBorders>
+              <w:top w:val="single" w:sz="4" w:space="0" w:color="auto"/>
+              <w:left w:val="single" w:sz="4" w:space="0" w:color="auto"/>
+              <w:bottom w:val="single" w:sz="4" w:space="0" w:color="auto"/>
+              <w:right w:val="single" w:sz="4" w:space="0" w:color="auto"/>
+            </w:tcBorders>
+          </w:tcPr>
+          <w:p>
+            <w:pPr>
+              <w:rPr>
+                <w:bCs/>
+                <w:szCs w:val="16"/>
+                <w:lang w:val="it-IT" w:eastAsia="de-CH"/>
+              </w:rPr>
+            </w:pPr>
+          </w:p>
+        </w:tc>
+        <w:tc>
+          <w:tcPr>
+            <w:tcW w:w="144" w:type="pct"/>
+            <w:tcBorders>
+              <w:top w:val="single" w:sz="4" w:space="0" w:color="auto"/>
+              <w:left w:val="single" w:sz="4" w:space="0" w:color="auto"/>
+              <w:bottom w:val="single" w:sz="4" w:space="0" w:color="auto"/>
+              <w:right w:val="single" w:sz="4" w:space="0" w:color="auto"/>
+            </w:tcBorders>
+            <w:textDirection w:val="btLr"/>
+            <w:vAlign w:val="center"/>
+          </w:tcPr>
+          <w:p>
+            <w:pPr>
+              <w:ind w:right="113" w:hanging="65"/>
+              <w:jc w:val="center"/>
+              <w:rPr>
+                <w:bCs/>
+                <w:szCs w:val="16"/>
+                <w:lang w:eastAsia="de-CH"/>
+              </w:rPr>
+            </w:pPr>
+            <w:r>
+              <w:rPr>
+                <w:bCs/>
+                <w:szCs w:val="16"/>
+                <w:lang w:eastAsia="de-CH"/>
+              </w:rPr>
+              <w:t>${</w:t>
+            </w:r>
+            <w:proofErr w:type="spellStart"/>
+            <w:r>
+              <w:rPr>
+                <w:bCs/>
+                <w:szCs w:val="16"/>
+                <w:lang w:eastAsia="de-CH"/>
+              </w:rPr>
+              <w:t>pin_priority</w:t>
+            </w:r>
+            <w:proofErr w:type="spellEnd"/>
+            <w:r>
+              <w:rPr>
+                <w:bCs/>
+                <w:szCs w:val="16"/>
+                <w:lang w:eastAsia="de-CH"/>
+              </w:rPr>
+              <w:t>}</w:t>
+            </w:r>
+          </w:p>
+        </w:tc>
+        <w:tc>
+          <w:tcPr>
+            <w:tcW w:w="144" w:type="pct"/>
+            <w:tcBorders>
+              <w:top w:val="single" w:sz="4" w:space="0" w:color="auto"/>
+              <w:left w:val="single" w:sz="4" w:space="0" w:color="auto"/>
+              <w:bottom w:val="single" w:sz="4" w:space="0" w:color="auto"/>
+              <w:right w:val="single" w:sz="4" w:space="0" w:color="auto"/>
+            </w:tcBorders>
+            <w:textDirection w:val="btLr"/>
+            <w:vAlign w:val="center"/>
+          </w:tcPr>
+          <w:p>
+            <w:pPr>
+              <w:ind w:left="113" w:right="113"/>
+              <w:rPr>
+                <w:bCs/>
+                <w:szCs w:val="16"/>
+                <w:lang w:eastAsia="de-CH"/>
+              </w:rPr>
+            </w:pPr>
+          </w:p>
+        </w:tc>
+      </w:tr>
     </w:tbl>
     <w:p>
       <w:pPr>
@@ -1057,7 +1144,6 @@
         <w:rPr>
           <w:b/>
           <w:bCs/>
-          <w:sz w:val="16"/>
           <w:szCs w:val="16"/>
           <w:lang w:eastAsia="de-CH"/>
         </w:rPr>
@@ -1066,7 +1152,6 @@
         <w:rPr>
           <w:b/>
           <w:bCs/>
-          <w:sz w:val="16"/>
           <w:szCs w:val="16"/>
           <w:lang w:eastAsia="de-CH"/>
         </w:rPr>
@@ -1575,13 +1660,11 @@
           <w:pPr>
             <w:pStyle w:val="Fuzeile"/>
             <w:rPr>
-              <w:sz w:val="16"/>
               <w:szCs w:val="16"/>
             </w:rPr>
           </w:pPr>
           <w:r>
             <w:rPr>
-              <w:sz w:val="16"/>
               <w:szCs w:val="16"/>
             </w:rPr>
             <w:t>${</w:t>
@@ -1589,7 +1672,6 @@
           <w:proofErr w:type="spellStart"/>
           <w:r>
             <w:rPr>
-              <w:sz w:val="16"/>
               <w:szCs w:val="16"/>
             </w:rPr>
             <w:t>creation_date</w:t>
@@ -1597,28 +1679,24 @@
           <w:proofErr w:type="spellEnd"/>
           <w:r>
             <w:rPr>
-              <w:sz w:val="16"/>
               <w:szCs w:val="16"/>
             </w:rPr>
             <w:t xml:space="preserve">} </w:t>
           </w:r>
           <w:r>
             <w:rPr>
-              <w:sz w:val="16"/>
               <w:szCs w:val="16"/>
             </w:rPr>
             <w:t>/</w:t>
           </w:r>
           <w:r>
             <w:rPr>
-              <w:sz w:val="16"/>
               <w:szCs w:val="16"/>
             </w:rPr>
             <w:t xml:space="preserve"> </w:t>
           </w:r>
           <w:r>
             <w:rPr>
-              <w:sz w:val="16"/>
               <w:szCs w:val="16"/>
             </w:rPr>
             <w:t>${</w:t>
@@ -1626,7 +1704,6 @@
           <w:proofErr w:type="spellStart"/>
           <w:r>
             <w:rPr>
-              <w:sz w:val="16"/>
               <w:szCs w:val="16"/>
             </w:rPr>
             <w:t>project_nr</w:t>
@@ -1634,7 +1711,6 @@
           <w:proofErr w:type="spellEnd"/>
           <w:r>
             <w:rPr>
-              <w:sz w:val="16"/>
               <w:szCs w:val="16"/>
             </w:rPr>
             <w:t>}</w:t>
@@ -1656,34 +1732,29 @@
             <w:jc w:val="right"/>
             <w:rPr>
               <w:rStyle w:val="grau70"/>
-              <w:sz w:val="16"/>
               <w:szCs w:val="16"/>
             </w:rPr>
           </w:pPr>
           <w:r>
             <w:rPr>
-              <w:sz w:val="16"/>
               <w:szCs w:val="16"/>
             </w:rPr>
             <w:t xml:space="preserve">Seite </w:t>
           </w:r>
           <w:r>
             <w:rPr>
-              <w:sz w:val="16"/>
               <w:szCs w:val="16"/>
             </w:rPr>
             <w:fldChar w:fldCharType="begin"/>
           </w:r>
           <w:r>
             <w:rPr>
-              <w:sz w:val="16"/>
               <w:szCs w:val="16"/>
             </w:rPr>
             <w:instrText xml:space="preserve"> PAGE </w:instrText>
           </w:r>
           <w:r>
             <w:rPr>
-              <w:sz w:val="16"/>
               <w:szCs w:val="16"/>
             </w:rPr>
             <w:fldChar w:fldCharType="separate"/>
@@ -1691,42 +1762,36 @@
           <w:r>
             <w:rPr>
               <w:noProof/>
-              <w:sz w:val="16"/>
               <w:szCs w:val="16"/>
             </w:rPr>
             <w:t>4</w:t>
           </w:r>
           <w:r>
             <w:rPr>
-              <w:sz w:val="16"/>
               <w:szCs w:val="16"/>
             </w:rPr>
             <w:fldChar w:fldCharType="end"/>
           </w:r>
           <w:r>
             <w:rPr>
-              <w:sz w:val="16"/>
               <w:szCs w:val="16"/>
             </w:rPr>
             <w:t xml:space="preserve"> / </w:t>
           </w:r>
           <w:r>
             <w:rPr>
-              <w:sz w:val="16"/>
               <w:szCs w:val="16"/>
             </w:rPr>
             <w:fldChar w:fldCharType="begin"/>
           </w:r>
           <w:r>
             <w:rPr>
-              <w:sz w:val="16"/>
               <w:szCs w:val="16"/>
             </w:rPr>
             <w:instrText xml:space="preserve"> NUMPAGES </w:instrText>
           </w:r>
           <w:r>
             <w:rPr>
-              <w:sz w:val="16"/>
               <w:szCs w:val="16"/>
             </w:rPr>
             <w:fldChar w:fldCharType="separate"/>
@@ -1734,14 +1799,12 @@
           <w:r>
             <w:rPr>
               <w:noProof/>
-              <w:sz w:val="16"/>
               <w:szCs w:val="16"/>
             </w:rPr>
             <w:t>4</w:t>
           </w:r>
           <w:r>
             <w:rPr>
-              <w:sz w:val="16"/>
               <w:szCs w:val="16"/>
             </w:rPr>
             <w:fldChar w:fldCharType="end"/>
@@ -1789,13 +1852,11 @@
           <w:pPr>
             <w:pStyle w:val="Fuzeile"/>
             <w:rPr>
-              <w:sz w:val="16"/>
               <w:szCs w:val="16"/>
             </w:rPr>
           </w:pPr>
           <w:r>
             <w:rPr>
-              <w:sz w:val="16"/>
               <w:szCs w:val="16"/>
             </w:rPr>
             <w:t>${</w:t>
@@ -1803,7 +1864,6 @@
           <w:proofErr w:type="spellStart"/>
           <w:r>
             <w:rPr>
-              <w:sz w:val="16"/>
               <w:szCs w:val="16"/>
             </w:rPr>
             <w:t>creation_date</w:t>
@@ -1811,21 +1871,18 @@
           <w:proofErr w:type="spellEnd"/>
           <w:r>
             <w:rPr>
-              <w:sz w:val="16"/>
               <w:szCs w:val="16"/>
             </w:rPr>
             <w:t xml:space="preserve">} </w:t>
           </w:r>
           <w:r>
             <w:rPr>
-              <w:sz w:val="16"/>
               <w:szCs w:val="16"/>
             </w:rPr>
             <w:t>/</w:t>
           </w:r>
           <w:r>
             <w:rPr>
-              <w:sz w:val="16"/>
               <w:szCs w:val="16"/>
             </w:rPr>
             <w:t xml:space="preserve"> ${</w:t>
@@ -1833,7 +1890,6 @@
           <w:proofErr w:type="spellStart"/>
           <w:r>
             <w:rPr>
-              <w:sz w:val="16"/>
               <w:szCs w:val="16"/>
             </w:rPr>
             <w:t>project_manager</w:t>
@@ -1841,7 +1897,6 @@
           <w:proofErr w:type="spellEnd"/>
           <w:r>
             <w:rPr>
-              <w:sz w:val="16"/>
               <w:szCs w:val="16"/>
             </w:rPr>
             <w:t>}</w:t>
@@ -1863,34 +1918,29 @@
             <w:jc w:val="right"/>
             <w:rPr>
               <w:rStyle w:val="grau70"/>
-              <w:sz w:val="16"/>
               <w:szCs w:val="16"/>
             </w:rPr>
           </w:pPr>
           <w:r>
             <w:rPr>
-              <w:sz w:val="16"/>
               <w:szCs w:val="16"/>
             </w:rPr>
             <w:t xml:space="preserve">Seite </w:t>
           </w:r>
           <w:r>
             <w:rPr>
-              <w:sz w:val="16"/>
               <w:szCs w:val="16"/>
             </w:rPr>
             <w:fldChar w:fldCharType="begin"/>
           </w:r>
           <w:r>
             <w:rPr>
-              <w:sz w:val="16"/>
               <w:szCs w:val="16"/>
             </w:rPr>
             <w:instrText xml:space="preserve"> PAGE </w:instrText>
           </w:r>
           <w:r>
             <w:rPr>
-              <w:sz w:val="16"/>
               <w:szCs w:val="16"/>
             </w:rPr>
             <w:fldChar w:fldCharType="separate"/>
@@ -1898,42 +1948,36 @@
           <w:r>
             <w:rPr>
               <w:noProof/>
-              <w:sz w:val="16"/>
               <w:szCs w:val="16"/>
             </w:rPr>
             <w:t>4</w:t>
           </w:r>
           <w:r>
             <w:rPr>
-              <w:sz w:val="16"/>
               <w:szCs w:val="16"/>
             </w:rPr>
             <w:fldChar w:fldCharType="end"/>
           </w:r>
           <w:r>
             <w:rPr>
-              <w:sz w:val="16"/>
               <w:szCs w:val="16"/>
             </w:rPr>
             <w:t xml:space="preserve"> / </w:t>
           </w:r>
           <w:r>
             <w:rPr>
-              <w:sz w:val="16"/>
               <w:szCs w:val="16"/>
             </w:rPr>
             <w:fldChar w:fldCharType="begin"/>
           </w:r>
           <w:r>
             <w:rPr>
-              <w:sz w:val="16"/>
               <w:szCs w:val="16"/>
             </w:rPr>
             <w:instrText xml:space="preserve"> NUMPAGES </w:instrText>
           </w:r>
           <w:r>
             <w:rPr>
-              <w:sz w:val="16"/>
               <w:szCs w:val="16"/>
             </w:rPr>
             <w:fldChar w:fldCharType="separate"/>
@@ -1941,14 +1985,12 @@
           <w:r>
             <w:rPr>
               <w:noProof/>
-              <w:sz w:val="16"/>
               <w:szCs w:val="16"/>
             </w:rPr>
             <w:t>4</w:t>
           </w:r>
           <w:r>
             <w:rPr>
-              <w:sz w:val="16"/>
               <w:szCs w:val="16"/>
             </w:rPr>
             <w:fldChar w:fldCharType="end"/>
@@ -4389,10 +4431,13 @@
   <w:style w:type="paragraph" w:default="1" w:styleId="Standard">
     <w:name w:val="Normal"/>
     <w:qFormat/>
-    <w:rsid w:val="00E96458"/>
+    <w:rsid w:val="00531079"/>
     <w:pPr>
       <w:spacing w:after="0" w:line="240" w:lineRule="auto"/>
     </w:pPr>
+    <w:rPr>
+      <w:sz w:val="16"/>
+    </w:rPr>
   </w:style>
   <w:style w:type="character" w:default="1" w:styleId="Absatz-Standardschriftart">
     <w:name w:val="Default Paragraph Font"/>

--- a/SnapDoc/Resources/Raw/template_ebbe_neu.docx
+++ b/SnapDoc/Resources/Raw/template_ebbe_neu.docx
@@ -331,7 +331,20 @@
           <w:lang w:eastAsia="de-CH"/>
         </w:rPr>
         <w:br/>
-        <w:t>Emch+Berger AG Bern</w:t>
+      </w:r>
+      <w:proofErr w:type="spellStart"/>
+      <w:r>
+        <w:rPr>
+          <w:lang w:eastAsia="de-CH"/>
+        </w:rPr>
+        <w:t>Emch+Berger</w:t>
+      </w:r>
+      <w:proofErr w:type="spellEnd"/>
+      <w:r>
+        <w:rPr>
+          <w:lang w:eastAsia="de-CH"/>
+        </w:rPr>
+        <w:t xml:space="preserve"> AG Bern</w:t>
       </w:r>
     </w:p>
     <w:p>
@@ -386,7 +399,7 @@
       <w:tblPr>
         <w:tblpPr w:leftFromText="141" w:rightFromText="141" w:vertAnchor="text" w:tblpY="1"/>
         <w:tblOverlap w:val="never"/>
-        <w:tblW w:w="5005" w:type="pct"/>
+        <w:tblW w:w="5001" w:type="pct"/>
         <w:tblBorders>
           <w:top w:val="single" w:sz="4" w:space="0" w:color="auto"/>
           <w:left w:val="single" w:sz="4" w:space="0" w:color="auto"/>
@@ -406,24 +419,24 @@
         <w:tblCaption w:val="Pin_Table"/>
       </w:tblPr>
       <w:tblGrid>
-        <w:gridCol w:w="419"/>
-        <w:gridCol w:w="1559"/>
-        <w:gridCol w:w="4761"/>
-        <w:gridCol w:w="2380"/>
-        <w:gridCol w:w="2380"/>
-        <w:gridCol w:w="2380"/>
-        <w:gridCol w:w="424"/>
-        <w:gridCol w:w="424"/>
+        <w:gridCol w:w="422"/>
+        <w:gridCol w:w="1561"/>
+        <w:gridCol w:w="4762"/>
+        <w:gridCol w:w="2378"/>
+        <w:gridCol w:w="2378"/>
+        <w:gridCol w:w="2378"/>
+        <w:gridCol w:w="427"/>
+        <w:gridCol w:w="409"/>
       </w:tblGrid>
       <w:tr>
         <w:trPr>
           <w:cantSplit/>
-          <w:trHeight w:val="755"/>
+          <w:trHeight w:val="753"/>
           <w:tblHeader/>
         </w:trPr>
         <w:tc>
           <w:tcPr>
-            <w:tcW w:w="142" w:type="pct"/>
+            <w:tcW w:w="143" w:type="pct"/>
             <w:tcBorders>
               <w:top w:val="single" w:sz="12" w:space="0" w:color="auto"/>
               <w:left w:val="single" w:sz="12" w:space="0" w:color="auto"/>
@@ -439,7 +452,8 @@
               <w:jc w:val="center"/>
               <w:rPr>
                 <w:b/>
-                <w:szCs w:val="16"/>
+                <w:sz w:val="12"/>
+                <w:szCs w:val="12"/>
                 <w:lang w:val="fr-CH" w:eastAsia="de-CH"/>
               </w:rPr>
             </w:pPr>
@@ -452,13 +466,21 @@
                 <w:lang w:eastAsia="de-CH"/>
               </w:rPr>
               <w:lastRenderedPageBreak/>
-              <w:t>Nr.</w:t>
+              <w:t>Nr</w:t>
+            </w:r>
+            <w:r>
+              <w:rPr>
+                <w:b/>
+                <w:szCs w:val="16"/>
+                <w:lang w:eastAsia="de-CH"/>
+              </w:rPr>
+              <w:t>.</w:t>
             </w:r>
           </w:p>
         </w:tc>
         <w:tc>
           <w:tcPr>
-            <w:tcW w:w="529" w:type="pct"/>
+            <w:tcW w:w="530" w:type="pct"/>
             <w:tcBorders>
               <w:top w:val="single" w:sz="12" w:space="0" w:color="auto"/>
               <w:left w:val="single" w:sz="12" w:space="0" w:color="auto"/>
@@ -474,34 +496,32 @@
               <w:jc w:val="center"/>
               <w:rPr>
                 <w:b/>
-                <w:szCs w:val="16"/>
-                <w:lang w:val="fr-CH" w:eastAsia="de-CH"/>
+                <w:sz w:val="12"/>
+                <w:szCs w:val="12"/>
+                <w:lang w:eastAsia="de-CH"/>
               </w:rPr>
             </w:pPr>
-            <w:proofErr w:type="spellStart"/>
             <w:r>
               <w:rPr>
                 <w:b/>
                 <w:szCs w:val="16"/>
-                <w:lang w:val="fr-CH" w:eastAsia="de-CH"/>
+                <w:lang w:eastAsia="de-CH"/>
               </w:rPr>
               <w:t>Positionsbild</w:t>
             </w:r>
-            <w:proofErr w:type="spellEnd"/>
             <w:r>
               <w:rPr>
                 <w:b/>
                 <w:szCs w:val="16"/>
-                <w:lang w:val="fr-CH" w:eastAsia="de-CH"/>
+                <w:lang w:eastAsia="de-CH"/>
               </w:rPr>
               <w:br/>
             </w:r>
-            <w:proofErr w:type="spellStart"/>
             <w:r>
               <w:rPr>
                 <w:b/>
                 <w:szCs w:val="16"/>
-                <w:lang w:val="fr-CH" w:eastAsia="de-CH"/>
+                <w:lang w:eastAsia="de-CH"/>
               </w:rPr>
               <w:t>Geschos</w:t>
             </w:r>
@@ -509,16 +529,15 @@
               <w:rPr>
                 <w:b/>
                 <w:szCs w:val="16"/>
-                <w:lang w:val="fr-CH" w:eastAsia="de-CH"/>
+                <w:lang w:eastAsia="de-CH"/>
               </w:rPr>
               <w:t>s</w:t>
             </w:r>
-            <w:proofErr w:type="spellEnd"/>
           </w:p>
         </w:tc>
         <w:tc>
           <w:tcPr>
-            <w:tcW w:w="1616" w:type="pct"/>
+            <w:tcW w:w="1618" w:type="pct"/>
             <w:tcBorders>
               <w:top w:val="single" w:sz="12" w:space="0" w:color="auto"/>
               <w:left w:val="single" w:sz="12" w:space="0" w:color="auto"/>
@@ -534,7 +553,6 @@
               <w:jc w:val="center"/>
               <w:rPr>
                 <w:b/>
-                <w:szCs w:val="16"/>
                 <w:lang w:val="it-IT" w:eastAsia="de-CH"/>
               </w:rPr>
             </w:pPr>
@@ -546,16 +564,6 @@
               </w:rPr>
               <w:t>Foto</w:t>
             </w:r>
-          </w:p>
-          <w:p>
-            <w:pPr>
-              <w:jc w:val="center"/>
-              <w:rPr>
-                <w:b/>
-                <w:szCs w:val="16"/>
-                <w:lang w:val="it-IT" w:eastAsia="de-CH"/>
-              </w:rPr>
-            </w:pPr>
           </w:p>
         </w:tc>
         <w:tc>
@@ -703,7 +711,7 @@
         </w:tc>
         <w:tc>
           <w:tcPr>
-            <w:tcW w:w="144" w:type="pct"/>
+            <w:tcW w:w="145" w:type="pct"/>
             <w:tcBorders>
               <w:top w:val="single" w:sz="12" w:space="0" w:color="auto"/>
               <w:left w:val="single" w:sz="12" w:space="0" w:color="auto"/>
@@ -736,7 +744,7 @@
         </w:tc>
         <w:tc>
           <w:tcPr>
-            <w:tcW w:w="144" w:type="pct"/>
+            <w:tcW w:w="139" w:type="pct"/>
             <w:tcBorders>
               <w:top w:val="single" w:sz="12" w:space="0" w:color="auto"/>
               <w:left w:val="single" w:sz="12" w:space="0" w:color="auto"/>
@@ -780,12 +788,12 @@
       <w:tr>
         <w:trPr>
           <w:cantSplit/>
-          <w:trHeight w:val="755"/>
+          <w:trHeight w:val="850"/>
           <w:tblHeader/>
         </w:trPr>
         <w:tc>
           <w:tcPr>
-            <w:tcW w:w="142" w:type="pct"/>
+            <w:tcW w:w="143" w:type="pct"/>
             <w:tcBorders>
               <w:top w:val="single" w:sz="4" w:space="0" w:color="auto"/>
               <w:left w:val="single" w:sz="4" w:space="0" w:color="auto"/>
@@ -832,7 +840,7 @@
         </w:tc>
         <w:tc>
           <w:tcPr>
-            <w:tcW w:w="529" w:type="pct"/>
+            <w:tcW w:w="530" w:type="pct"/>
             <w:tcBorders>
               <w:top w:val="single" w:sz="4" w:space="0" w:color="auto"/>
               <w:left w:val="single" w:sz="4" w:space="0" w:color="auto"/>
@@ -864,7 +872,16 @@
                 <w:szCs w:val="16"/>
                 <w:lang w:val="fr-CH" w:eastAsia="de-CH"/>
               </w:rPr>
-              <w:t>pin_planName</w:t>
+              <w:t>pin_</w:t>
+            </w:r>
+            <w:proofErr w:type="gramStart"/>
+            <w:r>
+              <w:rPr>
+                <w:bCs/>
+                <w:szCs w:val="16"/>
+                <w:lang w:val="fr-CH" w:eastAsia="de-CH"/>
+              </w:rPr>
+              <w:t>planName</w:t>
             </w:r>
             <w:proofErr w:type="spellEnd"/>
             <w:r>
@@ -873,7 +890,16 @@
                 <w:szCs w:val="16"/>
                 <w:lang w:val="fr-CH" w:eastAsia="de-CH"/>
               </w:rPr>
-              <w:t>}${</w:t>
+              <w:t>}$</w:t>
+            </w:r>
+            <w:proofErr w:type="gramEnd"/>
+            <w:r>
+              <w:rPr>
+                <w:bCs/>
+                <w:szCs w:val="16"/>
+                <w:lang w:val="fr-CH" w:eastAsia="de-CH"/>
+              </w:rPr>
+              <w:t>{</w:t>
             </w:r>
             <w:proofErr w:type="spellStart"/>
             <w:r>
@@ -882,7 +908,16 @@
                 <w:szCs w:val="16"/>
                 <w:lang w:val="fr-CH" w:eastAsia="de-CH"/>
               </w:rPr>
-              <w:t>pin_location</w:t>
+              <w:t>pin_</w:t>
+            </w:r>
+            <w:proofErr w:type="gramStart"/>
+            <w:r>
+              <w:rPr>
+                <w:bCs/>
+                <w:szCs w:val="16"/>
+                <w:lang w:val="fr-CH" w:eastAsia="de-CH"/>
+              </w:rPr>
+              <w:t>location</w:t>
             </w:r>
             <w:proofErr w:type="spellEnd"/>
             <w:r>
@@ -891,7 +926,16 @@
                 <w:szCs w:val="16"/>
                 <w:lang w:val="fr-CH" w:eastAsia="de-CH"/>
               </w:rPr>
-              <w:t>}${</w:t>
+              <w:t>}$</w:t>
+            </w:r>
+            <w:proofErr w:type="gramEnd"/>
+            <w:r>
+              <w:rPr>
+                <w:bCs/>
+                <w:szCs w:val="16"/>
+                <w:lang w:val="fr-CH" w:eastAsia="de-CH"/>
+              </w:rPr>
+              <w:t>{</w:t>
             </w:r>
             <w:proofErr w:type="spellStart"/>
             <w:r>
@@ -903,6 +947,14 @@
               <w:t>pin_posImage</w:t>
             </w:r>
             <w:proofErr w:type="spellEnd"/>
+            <w:r>
+              <w:rPr>
+                <w:bCs/>
+                <w:szCs w:val="16"/>
+                <w:lang w:val="fr-CH" w:eastAsia="de-CH"/>
+              </w:rPr>
+              <w:t>/25/25</w:t>
+            </w:r>
             <w:r>
               <w:rPr>
                 <w:bCs/>
@@ -915,7 +967,7 @@
         </w:tc>
         <w:tc>
           <w:tcPr>
-            <w:tcW w:w="1616" w:type="pct"/>
+            <w:tcW w:w="1618" w:type="pct"/>
             <w:tcBorders>
               <w:top w:val="single" w:sz="4" w:space="0" w:color="auto"/>
               <w:left w:val="single" w:sz="4" w:space="0" w:color="auto"/>
@@ -946,7 +998,16 @@
                 <w:szCs w:val="16"/>
                 <w:lang w:val="it-IT" w:eastAsia="de-CH"/>
               </w:rPr>
-              <w:t>pin_name</w:t>
+              <w:t>pin_</w:t>
+            </w:r>
+            <w:proofErr w:type="gramStart"/>
+            <w:r>
+              <w:rPr>
+                <w:bCs/>
+                <w:szCs w:val="16"/>
+                <w:lang w:val="it-IT" w:eastAsia="de-CH"/>
+              </w:rPr>
+              <w:t>name</w:t>
             </w:r>
             <w:proofErr w:type="spellEnd"/>
             <w:r>
@@ -955,7 +1016,16 @@
                 <w:szCs w:val="16"/>
                 <w:lang w:val="it-IT" w:eastAsia="de-CH"/>
               </w:rPr>
-              <w:t>}${</w:t>
+              <w:t>}$</w:t>
+            </w:r>
+            <w:proofErr w:type="gramEnd"/>
+            <w:r>
+              <w:rPr>
+                <w:bCs/>
+                <w:szCs w:val="16"/>
+                <w:lang w:val="it-IT" w:eastAsia="de-CH"/>
+              </w:rPr>
+              <w:t>{</w:t>
             </w:r>
             <w:proofErr w:type="spellStart"/>
             <w:r>
@@ -1065,7 +1135,7 @@
         </w:tc>
         <w:tc>
           <w:tcPr>
-            <w:tcW w:w="144" w:type="pct"/>
+            <w:tcW w:w="145" w:type="pct"/>
             <w:tcBorders>
               <w:top w:val="single" w:sz="4" w:space="0" w:color="auto"/>
               <w:left w:val="single" w:sz="4" w:space="0" w:color="auto"/>
@@ -1082,7 +1152,7 @@
               <w:rPr>
                 <w:bCs/>
                 <w:szCs w:val="16"/>
-                <w:lang w:eastAsia="de-CH"/>
+                <w:lang w:val="fr-CH" w:eastAsia="de-CH"/>
               </w:rPr>
             </w:pPr>
             <w:r>
@@ -1115,7 +1185,7 @@
         </w:tc>
         <w:tc>
           <w:tcPr>
-            <w:tcW w:w="144" w:type="pct"/>
+            <w:tcW w:w="139" w:type="pct"/>
             <w:tcBorders>
               <w:top w:val="single" w:sz="4" w:space="0" w:color="auto"/>
               <w:left w:val="single" w:sz="4" w:space="0" w:color="auto"/>
@@ -1131,7 +1201,7 @@
               <w:rPr>
                 <w:bCs/>
                 <w:szCs w:val="16"/>
-                <w:lang w:eastAsia="de-CH"/>
+                <w:lang w:val="fr-CH" w:eastAsia="de-CH"/>
               </w:rPr>
             </w:pPr>
           </w:p>
@@ -1145,7 +1215,7 @@
           <w:b/>
           <w:bCs/>
           <w:szCs w:val="16"/>
-          <w:lang w:eastAsia="de-CH"/>
+          <w:lang w:val="fr-CH" w:eastAsia="de-CH"/>
         </w:rPr>
       </w:pPr>
       <w:r>
@@ -1153,7 +1223,7 @@
           <w:b/>
           <w:bCs/>
           <w:szCs w:val="16"/>
-          <w:lang w:eastAsia="de-CH"/>
+          <w:lang w:val="fr-CH" w:eastAsia="de-CH"/>
         </w:rPr>
         <w:br w:type="page"/>
       </w:r>
@@ -2108,12 +2178,21 @@
         </wp:anchor>
       </w:drawing>
     </w:r>
+    <w:proofErr w:type="spellStart"/>
     <w:r>
       <w:rPr>
         <w:sz w:val="16"/>
         <w:szCs w:val="16"/>
       </w:rPr>
-      <w:t>Emch+Berger AG Bern</w:t>
+      <w:t>Emch+Berger</w:t>
+    </w:r>
+    <w:proofErr w:type="spellEnd"/>
+    <w:r>
+      <w:rPr>
+        <w:sz w:val="16"/>
+        <w:szCs w:val="16"/>
+      </w:rPr>
+      <w:t xml:space="preserve"> AG Bern</w:t>
     </w:r>
     <w:r>
       <w:rPr>
@@ -4431,7 +4510,7 @@
   <w:style w:type="paragraph" w:default="1" w:styleId="Standard">
     <w:name w:val="Normal"/>
     <w:qFormat/>
-    <w:rsid w:val="00531079"/>
+    <w:rsid w:val="00982A2C"/>
     <w:pPr>
       <w:spacing w:after="0" w:line="240" w:lineRule="auto"/>
     </w:pPr>
